--- a/klagomål/A 23796-2026 FSC-klagomål.docx
+++ b/klagomål/A 23796-2026 FSC-klagomål.docx
@@ -790,7 +790,7 @@
     <w:r>
       <w:tab/>
       <w:tab/>
-      <w:t>2026-09-14</w:t>
+      <w:t>2026-09-15</w:t>
       <w:br/>
       <w:br/>
     </w:r>

--- a/klagomål/A 23796-2026 FSC-klagomål.docx
+++ b/klagomål/A 23796-2026 FSC-klagomål.docx
@@ -790,7 +790,7 @@
     <w:r>
       <w:tab/>
       <w:tab/>
-      <w:t>2026-09-15</w:t>
+      <w:t>2026-09-16</w:t>
       <w:br/>
       <w:br/>
     </w:r>

--- a/klagomål/A 23796-2026 FSC-klagomål.docx
+++ b/klagomål/A 23796-2026 FSC-klagomål.docx
@@ -790,7 +790,7 @@
     <w:r>
       <w:tab/>
       <w:tab/>
-      <w:t>2026-09-16</w:t>
+      <w:t>2026-09-17</w:t>
       <w:br/>
       <w:br/>
     </w:r>

--- a/klagomål/A 23796-2026 FSC-klagomål.docx
+++ b/klagomål/A 23796-2026 FSC-klagomål.docx
@@ -790,7 +790,7 @@
     <w:r>
       <w:tab/>
       <w:tab/>
-      <w:t>2026-09-17</w:t>
+      <w:t>2026-09-18</w:t>
       <w:br/>
       <w:br/>
     </w:r>

--- a/klagomål/A 23796-2026 FSC-klagomål.docx
+++ b/klagomål/A 23796-2026 FSC-klagomål.docx
@@ -790,7 +790,7 @@
     <w:r>
       <w:tab/>
       <w:tab/>
-      <w:t>2026-09-18</w:t>
+      <w:t>2026-09-19</w:t>
       <w:br/>
       <w:br/>
     </w:r>

--- a/klagomål/A 23796-2026 FSC-klagomål.docx
+++ b/klagomål/A 23796-2026 FSC-klagomål.docx
@@ -790,7 +790,7 @@
     <w:r>
       <w:tab/>
       <w:tab/>
-      <w:t>2026-09-19</w:t>
+      <w:t>2026-09-21</w:t>
       <w:br/>
       <w:br/>
     </w:r>

--- a/klagomål/A 23796-2026 FSC-klagomål.docx
+++ b/klagomål/A 23796-2026 FSC-klagomål.docx
@@ -790,7 +790,7 @@
     <w:r>
       <w:tab/>
       <w:tab/>
-      <w:t>2026-09-21</w:t>
+      <w:t>2026-09-23</w:t>
       <w:br/>
       <w:br/>
     </w:r>

--- a/klagomål/A 23796-2026 FSC-klagomål.docx
+++ b/klagomål/A 23796-2026 FSC-klagomål.docx
@@ -790,7 +790,7 @@
     <w:r>
       <w:tab/>
       <w:tab/>
-      <w:t>2026-09-23</w:t>
+      <w:t>2026-09-24</w:t>
       <w:br/>
       <w:br/>
     </w:r>

--- a/klagomål/A 23796-2026 FSC-klagomål.docx
+++ b/klagomål/A 23796-2026 FSC-klagomål.docx
@@ -790,7 +790,7 @@
     <w:r>
       <w:tab/>
       <w:tab/>
-      <w:t>2026-09-24</w:t>
+      <w:t>2026-09-25</w:t>
       <w:br/>
       <w:br/>
     </w:r>

--- a/klagomål/A 23796-2026 FSC-klagomål.docx
+++ b/klagomål/A 23796-2026 FSC-klagomål.docx
@@ -790,7 +790,7 @@
     <w:r>
       <w:tab/>
       <w:tab/>
-      <w:t>2026-09-25</w:t>
+      <w:t>2026-09-26</w:t>
       <w:br/>
       <w:br/>
     </w:r>

--- a/klagomål/A 23796-2026 FSC-klagomål.docx
+++ b/klagomål/A 23796-2026 FSC-klagomål.docx
@@ -790,7 +790,7 @@
     <w:r>
       <w:tab/>
       <w:tab/>
-      <w:t>2026-09-26</w:t>
+      <w:t>2026-09-27</w:t>
       <w:br/>
       <w:br/>
     </w:r>

--- a/klagomål/A 23796-2026 FSC-klagomål.docx
+++ b/klagomål/A 23796-2026 FSC-klagomål.docx
@@ -216,12 +216,12 @@
         <w:spacing w:after="240"/>
       </w:pPr>
       <w:r>
-        <w:t>Figur 1. Fyndplatser för naturvårdsarter inom 18 meter från avverkningsanmälan. Markörer utan svart kant är placerade på fyndplatsen. Markörer med svart kant är placerade vid sidan av fyndplatsen och har ett svart streck som visar fyndplatsens exakta position. Kartans mittpunktskoordinat är N 6386971, E 334702 i SWEREF 99 TM.</w:t>
+        <w:t>Figur 1. Fyndplatser för naturvårdsarter i och inom 18 meter från avverkningsanmälan. Markörer utan svart kant är placerade på fyndplatsen. Markörer med svart kant är placerade vid sidan av fyndplatsen och har ett svart streck som visar fyndplatsens exakta position. Kartans mittpunktskoordinat är N 6386971, E 334702 i SWEREF 99 TM.</w:t>
       </w:r>
     </w:p>
     <w:p>
       <w:r>
-        <w:t>Inom 18 meter från avverkningsanmälan finns fynd av 2 naturvårdsarter, varav 1 är rödlistad, 1 är fridlyst och 1 är typisk (T): vitplätt (NT) och tjäder (T, §4). Se Figur 1.</w:t>
+        <w:t>I och inom 18 meter från avverkningsanmälan finns fynd av 2 naturvårdsarter, varav 1 är rödlistad, 1 är fridlyst och 1 är typisk (T): vitplätt (NT) och tjäder (T, §4). Se Figur 1.</w:t>
       </w:r>
     </w:p>
     <w:p>
@@ -790,7 +790,7 @@
     <w:r>
       <w:tab/>
       <w:tab/>
-      <w:t>2026-09-27</w:t>
+      <w:t>2026-09-28</w:t>
       <w:br/>
       <w:br/>
     </w:r>

--- a/klagomål/A 23796-2026 FSC-klagomål.docx
+++ b/klagomål/A 23796-2026 FSC-klagomål.docx
@@ -790,7 +790,7 @@
     <w:r>
       <w:tab/>
       <w:tab/>
-      <w:t>2026-09-28</w:t>
+      <w:t>2026-09-29</w:t>
       <w:br/>
       <w:br/>
     </w:r>

--- a/klagomål/A 23796-2026 FSC-klagomål.docx
+++ b/klagomål/A 23796-2026 FSC-klagomål.docx
@@ -790,7 +790,7 @@
     <w:r>
       <w:tab/>
       <w:tab/>
-      <w:t>2026-09-29</w:t>
+      <w:t>2026-09-30</w:t>
       <w:br/>
       <w:br/>
     </w:r>

--- a/klagomål/A 23796-2026 FSC-klagomål.docx
+++ b/klagomål/A 23796-2026 FSC-klagomål.docx
@@ -790,7 +790,7 @@
     <w:r>
       <w:tab/>
       <w:tab/>
-      <w:t>2026-09-30</w:t>
+      <w:t>2026-10-01</w:t>
       <w:br/>
       <w:br/>
     </w:r>

--- a/klagomål/A 23796-2026 FSC-klagomål.docx
+++ b/klagomål/A 23796-2026 FSC-klagomål.docx
@@ -790,7 +790,7 @@
     <w:r>
       <w:tab/>
       <w:tab/>
-      <w:t>2026-10-01</w:t>
+      <w:t>2026-10-02</w:t>
       <w:br/>
       <w:br/>
     </w:r>

--- a/klagomål/A 23796-2026 FSC-klagomål.docx
+++ b/klagomål/A 23796-2026 FSC-klagomål.docx
@@ -790,7 +790,7 @@
     <w:r>
       <w:tab/>
       <w:tab/>
-      <w:t>2026-10-02</w:t>
+      <w:t>2026-10-03</w:t>
       <w:br/>
       <w:br/>
     </w:r>

--- a/klagomål/A 23796-2026 FSC-klagomål.docx
+++ b/klagomål/A 23796-2026 FSC-klagomål.docx
@@ -790,7 +790,7 @@
     <w:r>
       <w:tab/>
       <w:tab/>
-      <w:t>2026-10-03</w:t>
+      <w:t>2026-10-04</w:t>
       <w:br/>
       <w:br/>
     </w:r>

--- a/klagomål/A 23796-2026 FSC-klagomål.docx
+++ b/klagomål/A 23796-2026 FSC-klagomål.docx
@@ -790,7 +790,7 @@
     <w:r>
       <w:tab/>
       <w:tab/>
-      <w:t>2026-10-04</w:t>
+      <w:t>2026-10-05</w:t>
       <w:br/>
       <w:br/>
     </w:r>

--- a/klagomål/A 23796-2026 FSC-klagomål.docx
+++ b/klagomål/A 23796-2026 FSC-klagomål.docx
@@ -790,7 +790,7 @@
     <w:r>
       <w:tab/>
       <w:tab/>
-      <w:t>2026-10-05</w:t>
+      <w:t>2026-10-06</w:t>
       <w:br/>
       <w:br/>
     </w:r>

--- a/klagomål/A 23796-2026 FSC-klagomål.docx
+++ b/klagomål/A 23796-2026 FSC-klagomål.docx
@@ -790,7 +790,7 @@
     <w:r>
       <w:tab/>
       <w:tab/>
-      <w:t>2026-10-06</w:t>
+      <w:t>2026-10-07</w:t>
       <w:br/>
       <w:br/>
     </w:r>

--- a/klagomål/A 23796-2026 FSC-klagomål.docx
+++ b/klagomål/A 23796-2026 FSC-klagomål.docx
@@ -790,7 +790,7 @@
     <w:r>
       <w:tab/>
       <w:tab/>
-      <w:t>2026-10-07</w:t>
+      <w:t>2026-10-08</w:t>
       <w:br/>
       <w:br/>
     </w:r>

--- a/klagomål/A 23796-2026 FSC-klagomål.docx
+++ b/klagomål/A 23796-2026 FSC-klagomål.docx
@@ -790,7 +790,7 @@
     <w:r>
       <w:tab/>
       <w:tab/>
-      <w:t>2026-10-08</w:t>
+      <w:t>2026-10-09</w:t>
       <w:br/>
       <w:br/>
     </w:r>

--- a/klagomål/A 23796-2026 FSC-klagomål.docx
+++ b/klagomål/A 23796-2026 FSC-klagomål.docx
@@ -790,7 +790,7 @@
     <w:r>
       <w:tab/>
       <w:tab/>
-      <w:t>2026-10-09</w:t>
+      <w:t>2026-10-10</w:t>
       <w:br/>
       <w:br/>
     </w:r>

--- a/klagomål/A 23796-2026 FSC-klagomål.docx
+++ b/klagomål/A 23796-2026 FSC-klagomål.docx
@@ -790,7 +790,7 @@
     <w:r>
       <w:tab/>
       <w:tab/>
-      <w:t>2026-10-10</w:t>
+      <w:t>2026-10-11</w:t>
       <w:br/>
       <w:br/>
     </w:r>

--- a/klagomål/A 23796-2026 FSC-klagomål.docx
+++ b/klagomål/A 23796-2026 FSC-klagomål.docx
@@ -790,7 +790,7 @@
     <w:r>
       <w:tab/>
       <w:tab/>
-      <w:t>2026-10-11</w:t>
+      <w:t>2026-10-12</w:t>
       <w:br/>
       <w:br/>
     </w:r>

--- a/klagomål/A 23796-2026 FSC-klagomål.docx
+++ b/klagomål/A 23796-2026 FSC-klagomål.docx
@@ -790,7 +790,7 @@
     <w:r>
       <w:tab/>
       <w:tab/>
-      <w:t>2026-10-12</w:t>
+      <w:t>2026-10-13</w:t>
       <w:br/>
       <w:br/>
     </w:r>

--- a/klagomål/A 23796-2026 FSC-klagomål.docx
+++ b/klagomål/A 23796-2026 FSC-klagomål.docx
@@ -790,7 +790,7 @@
     <w:r>
       <w:tab/>
       <w:tab/>
-      <w:t>2026-10-13</w:t>
+      <w:t>2026-10-14</w:t>
       <w:br/>
       <w:br/>
     </w:r>

--- a/klagomål/A 23796-2026 FSC-klagomål.docx
+++ b/klagomål/A 23796-2026 FSC-klagomål.docx
@@ -790,7 +790,7 @@
     <w:r>
       <w:tab/>
       <w:tab/>
-      <w:t>2026-10-14</w:t>
+      <w:t>2026-10-15</w:t>
       <w:br/>
       <w:br/>
     </w:r>

--- a/klagomål/A 23796-2026 FSC-klagomål.docx
+++ b/klagomål/A 23796-2026 FSC-klagomål.docx
@@ -790,7 +790,7 @@
     <w:r>
       <w:tab/>
       <w:tab/>
-      <w:t>2026-10-15</w:t>
+      <w:t>2026-10-16</w:t>
       <w:br/>
       <w:br/>
     </w:r>

--- a/klagomål/A 23796-2026 FSC-klagomål.docx
+++ b/klagomål/A 23796-2026 FSC-klagomål.docx
@@ -790,7 +790,7 @@
     <w:r>
       <w:tab/>
       <w:tab/>
-      <w:t>2026-10-16</w:t>
+      <w:t>2026-10-17</w:t>
       <w:br/>
       <w:br/>
     </w:r>

--- a/klagomål/A 23796-2026 FSC-klagomål.docx
+++ b/klagomål/A 23796-2026 FSC-klagomål.docx
@@ -790,7 +790,7 @@
     <w:r>
       <w:tab/>
       <w:tab/>
-      <w:t>2026-10-17</w:t>
+      <w:t>2026-10-18</w:t>
       <w:br/>
       <w:br/>
     </w:r>

--- a/klagomål/A 23796-2026 FSC-klagomål.docx
+++ b/klagomål/A 23796-2026 FSC-klagomål.docx
@@ -790,7 +790,7 @@
     <w:r>
       <w:tab/>
       <w:tab/>
-      <w:t>2026-10-18</w:t>
+      <w:t>2026-10-19</w:t>
       <w:br/>
       <w:br/>
     </w:r>

--- a/klagomål/A 23796-2026 FSC-klagomål.docx
+++ b/klagomål/A 23796-2026 FSC-klagomål.docx
@@ -790,7 +790,7 @@
     <w:r>
       <w:tab/>
       <w:tab/>
-      <w:t>2026-10-19</w:t>
+      <w:t>2026-10-20</w:t>
       <w:br/>
       <w:br/>
     </w:r>

--- a/klagomål/A 23796-2026 FSC-klagomål.docx
+++ b/klagomål/A 23796-2026 FSC-klagomål.docx
@@ -790,7 +790,7 @@
     <w:r>
       <w:tab/>
       <w:tab/>
-      <w:t>2026-10-20</w:t>
+      <w:t>2026-10-21</w:t>
       <w:br/>
       <w:br/>
     </w:r>

--- a/klagomål/A 23796-2026 FSC-klagomål.docx
+++ b/klagomål/A 23796-2026 FSC-klagomål.docx
@@ -790,7 +790,7 @@
     <w:r>
       <w:tab/>
       <w:tab/>
-      <w:t>2026-10-21</w:t>
+      <w:t>2026-10-22</w:t>
       <w:br/>
       <w:br/>
     </w:r>

--- a/klagomål/A 23796-2026 FSC-klagomål.docx
+++ b/klagomål/A 23796-2026 FSC-klagomål.docx
@@ -790,7 +790,7 @@
     <w:r>
       <w:tab/>
       <w:tab/>
-      <w:t>2026-10-22</w:t>
+      <w:t>2026-10-23</w:t>
       <w:br/>
       <w:br/>
     </w:r>

--- a/klagomål/A 23796-2026 FSC-klagomål.docx
+++ b/klagomål/A 23796-2026 FSC-klagomål.docx
@@ -790,7 +790,7 @@
     <w:r>
       <w:tab/>
       <w:tab/>
-      <w:t>2026-10-23</w:t>
+      <w:t>2026-10-24</w:t>
       <w:br/>
       <w:br/>
     </w:r>

--- a/klagomål/A 23796-2026 FSC-klagomål.docx
+++ b/klagomål/A 23796-2026 FSC-klagomål.docx
@@ -790,7 +790,7 @@
     <w:r>
       <w:tab/>
       <w:tab/>
-      <w:t>2026-10-24</w:t>
+      <w:t>2026-10-25</w:t>
       <w:br/>
       <w:br/>
     </w:r>

--- a/klagomål/A 23796-2026 FSC-klagomål.docx
+++ b/klagomål/A 23796-2026 FSC-klagomål.docx
@@ -790,7 +790,7 @@
     <w:r>
       <w:tab/>
       <w:tab/>
-      <w:t>2026-10-25</w:t>
+      <w:t>2026-10-26</w:t>
       <w:br/>
       <w:br/>
     </w:r>

--- a/klagomål/A 23796-2026 FSC-klagomål.docx
+++ b/klagomål/A 23796-2026 FSC-klagomål.docx
@@ -790,7 +790,7 @@
     <w:r>
       <w:tab/>
       <w:tab/>
-      <w:t>2026-10-26</w:t>
+      <w:t>2026-10-27</w:t>
       <w:br/>
       <w:br/>
     </w:r>

--- a/klagomål/A 23796-2026 FSC-klagomål.docx
+++ b/klagomål/A 23796-2026 FSC-klagomål.docx
@@ -790,7 +790,7 @@
     <w:r>
       <w:tab/>
       <w:tab/>
-      <w:t>2026-10-27</w:t>
+      <w:t>2026-10-28</w:t>
       <w:br/>
       <w:br/>
     </w:r>

--- a/klagomål/A 23796-2026 FSC-klagomål.docx
+++ b/klagomål/A 23796-2026 FSC-klagomål.docx
@@ -790,7 +790,7 @@
     <w:r>
       <w:tab/>
       <w:tab/>
-      <w:t>2026-10-28</w:t>
+      <w:t>2026-10-29</w:t>
       <w:br/>
       <w:br/>
     </w:r>

--- a/klagomål/A 23796-2026 FSC-klagomål.docx
+++ b/klagomål/A 23796-2026 FSC-klagomål.docx
@@ -790,7 +790,7 @@
     <w:r>
       <w:tab/>
       <w:tab/>
-      <w:t>2026-10-29</w:t>
+      <w:t>2026-10-31</w:t>
       <w:br/>
       <w:br/>
     </w:r>
